--- a/templates/investment-agreement.docx
+++ b/templates/investment-agreement.docx
@@ -435,7 +435,7 @@
               <w:sz w:val="32"/>
               <w:szCs w:val="32"/>
             </w:rPr>
-            <w:t xml:space="preserve">2026년 {{f4}}</w:t>
+            <w:t xml:space="preserve">{{f78}}년 {{f4}}</w:t>
           </w:r>
           <w:r>
             <w:rPr>
@@ -680,7 +680,7 @@
               <w:rFonts w:ascii="맑은 고딕" w:eastAsia="맑은 고딕" w:hAnsi="맑은 고딕" w:cs="궁서"/>
               <w:color w:val="000000"/>
             </w:rPr>
-            <w:t>)은 아래의 당사자들 사이에 202</w:t>
+            <w:t xml:space="preserve">)은 아래의 당사자들 사이에 {{f79}}</w:t>
           </w:r>
         </w:sdtContent>
       </w:sdt>
@@ -688,7 +688,7 @@
         <w:rPr>
           <w:rFonts w:ascii="맑은 고딕" w:eastAsia="맑은 고딕" w:hAnsi="맑은 고딕"/>
         </w:rPr>
-        <w:t>6</w:t>
+        <w:t xml:space="preserve"/>
       </w:r>
       <w:sdt>
         <w:sdtPr>
@@ -2199,7 +2199,7 @@
               <w:rFonts w:ascii="맑은 고딕" w:eastAsia="맑은 고딕" w:hAnsi="맑은 고딕" w:cs="궁서"/>
               <w:color w:val="000000"/>
             </w:rPr>
-            <w:t xml:space="preserve">본건 종류주식의 납입기일: 2026년 </w:t>
+            <w:t xml:space="preserve">본건 종류주식의 납입기일: {{f80}}년 </w:t>
           </w:r>
         </w:sdtContent>
       </w:sdt>
@@ -3301,7 +3301,7 @@
               <w:rFonts w:ascii="맑은 고딕" w:eastAsia="맑은 고딕" w:hAnsi="맑은 고딕" w:cs="궁서"/>
               <w:color w:val="000000"/>
             </w:rPr>
-            <w:t xml:space="preserve">선행조건의 불충족 기타 사유로 거래 완결이 2026년 </w:t>
+            <w:t xml:space="preserve">선행조건의 불충족 기타 사유로 거래 완결이 {{f81}}년 </w:t>
           </w:r>
         </w:sdtContent>
       </w:sdt>
@@ -14575,7 +14575,7 @@
           <w:bCs/>
           <w:color w:val="000000"/>
         </w:rPr>
-        <w:t>202</w:t>
+        <w:t xml:space="preserve">{{f82}}</w:t>
       </w:r>
       <w:r>
         <w:rPr>
@@ -14583,7 +14583,7 @@
           <w:b/>
           <w:bCs/>
         </w:rPr>
-        <w:t>6</w:t>
+        <w:t xml:space="preserve"/>
       </w:r>
       <w:r>
         <w:rPr>
@@ -19010,14 +19010,14 @@
               <w:rFonts w:ascii="맑은 고딕" w:eastAsia="맑은 고딕" w:hAnsi="맑은 고딕" w:cs="궁서"/>
               <w:color w:val="000000"/>
             </w:rPr>
-            <w:t>투자자에게 제공된 회사의 202</w:t>
+            <w:t xml:space="preserve">투자자에게 제공된 회사의 {{f83}}</w:t>
           </w:r>
           <w:r>
             <w:rPr>
               <w:rFonts w:ascii="맑은 고딕" w:eastAsia="맑은 고딕" w:hAnsi="맑은 고딕" w:cs="궁서" w:hint="eastAsia"/>
               <w:color w:val="000000"/>
             </w:rPr>
-            <w:t>X</w:t>
+            <w:t xml:space="preserve"/>
           </w:r>
           <w:r>
             <w:rPr>
@@ -21664,7 +21664,7 @@
           <w:rFonts w:ascii="맑은 고딕" w:eastAsia="맑은 고딕" w:hAnsi="맑은 고딕"/>
           <w:color w:val="000000"/>
         </w:rPr>
-        <w:t>2026</w:t>
+        <w:t xml:space="preserve">{{f85}}</w:t>
       </w:r>
       <w:sdt>
         <w:sdtPr>
@@ -21834,14 +21834,14 @@
               <w:rFonts w:ascii="맑은 고딕" w:eastAsia="맑은 고딕" w:hAnsi="맑은 고딕" w:cs="궁서"/>
               <w:color w:val="000000"/>
             </w:rPr>
-            <w:t>”)과 관련하여 이해관계인 또는 회사의 임직원들이 본건 투자가 종결된 이후 일정 기간 회사에 계속 근무하고, 또한 퇴사 후에도 일정 기간 회사와 직, 간접으로 경쟁하지 아니하는 것이 본건 투자의 본질적인 조건을 이루고 있다는 점을 충분히 인식하고 202</w:t>
+            <w:t xml:space="preserve">”)과 관련하여 이해관계인 또는 회사의 임직원들이 본건 투자가 종결된 이후 일정 기간 회사에 계속 근무하고, 또한 퇴사 후에도 일정 기간 회사와 직, 간접으로 경쟁하지 아니하는 것이 본건 투자의 본질적인 조건을 이루고 있다는 점을 충분히 인식하고 {{f84}}</w:t>
           </w:r>
           <w:r>
             <w:rPr>
               <w:rFonts w:ascii="맑은 고딕" w:eastAsia="맑은 고딕" w:hAnsi="맑은 고딕" w:cs="궁서" w:hint="eastAsia"/>
               <w:color w:val="000000"/>
             </w:rPr>
-            <w:t>6</w:t>
+            <w:t xml:space="preserve"/>
           </w:r>
           <w:r>
             <w:rPr>
